--- a/figures/oriented_signed_fdg_detail.docx
+++ b/figures/oriented_signed_fdg_detail.docx
@@ -10,9 +10,155 @@
           <w:noProof/>
         </w:rPr>
         <mc:AlternateContent>
+          <mc:Choice Requires="wps">
+            <w:drawing>
+              <wp:anchor distT="0" distB="0" distL="114300" distR="114300" simplePos="0" relativeHeight="251456512" behindDoc="0" locked="0" layoutInCell="1" allowOverlap="1" wp14:anchorId="3129C571" wp14:editId="2F28BBD6">
+                <wp:simplePos x="0" y="0"/>
+                <wp:positionH relativeFrom="column">
+                  <wp:posOffset>151765</wp:posOffset>
+                </wp:positionH>
+                <wp:positionV relativeFrom="paragraph">
+                  <wp:posOffset>2503170</wp:posOffset>
+                </wp:positionV>
+                <wp:extent cx="1791825" cy="185131"/>
+                <wp:effectExtent l="25400" t="0" r="24765" b="31115"/>
+                <wp:wrapNone/>
+                <wp:docPr id="1712760331" name="文本框 5"/>
+                <wp:cNvGraphicFramePr/>
+                <a:graphic xmlns:a="http://schemas.openxmlformats.org/drawingml/2006/main">
+                  <a:graphicData uri="http://schemas.microsoft.com/office/word/2010/wordprocessingShape">
+                    <wps:wsp>
+                      <wps:cNvSpPr txBox="1"/>
+                      <wps:spPr>
+                        <a:xfrm>
+                          <a:off x="0" y="0"/>
+                          <a:ext cx="1791825" cy="185131"/>
+                        </a:xfrm>
+                        <a:prstGeom prst="rect">
+                          <a:avLst/>
+                        </a:prstGeom>
+                        <a:solidFill>
+                          <a:schemeClr val="bg1"/>
+                        </a:solidFill>
+                        <a:ln w="6350">
+                          <a:noFill/>
+                        </a:ln>
+                        <a:effectLst>
+                          <a:outerShdw blurRad="50800" dist="50800" dir="5400000" algn="ctr" rotWithShape="0">
+                            <a:schemeClr val="bg2">
+                              <a:lumMod val="50000"/>
+                              <a:alpha val="0"/>
+                            </a:schemeClr>
+                          </a:outerShdw>
+                        </a:effectLst>
+                      </wps:spPr>
+                      <wps:txbx>
+                        <w:txbxContent>
+                          <w:p>
+                            <w:pPr>
+                              <w:spacing w:after="0" w:line="160" w:lineRule="exact"/>
+                              <w:jc w:val="center"/>
+                              <w:rPr>
+                                <w:b/>
+                                <w:bCs/>
+                                <w:color w:val="747474" w:themeColor="background2" w:themeShade="80"/>
+                                <w:sz w:val="16"/>
+                                <w:szCs w:val="16"/>
+                                <w14:shadow w14:blurRad="50800" w14:dist="50800" w14:dir="5400000" w14:sx="0" w14:sy="0" w14:kx="0" w14:ky="0" w14:algn="ctr">
+                                  <w14:schemeClr w14:val="bg1"/>
+                                </w14:shadow>
+                              </w:rPr>
+                            </w:pPr>
+                            <w:r>
+                              <w:rPr>
+                                <w:rFonts w:hint="eastAsia"/>
+                                <w:b/>
+                                <w:bCs/>
+                                <w:color w:val="747474" w:themeColor="background2" w:themeShade="80"/>
+                                <w:sz w:val="16"/>
+                                <w:szCs w:val="16"/>
+                                <w14:shadow w14:blurRad="50800" w14:dist="50800" w14:dir="5400000" w14:sx="0" w14:sy="0" w14:kx="0" w14:ky="0" w14:algn="ctr">
+                                  <w14:schemeClr w14:val="bg1"/>
+                                </w14:shadow>
+                              </w:rPr>
+                              <w:t>Surface-neighborhood activate set</w:t>
+                            </w:r>
+                          </w:p>
+                        </w:txbxContent>
+                      </wps:txbx>
+                      <wps:bodyPr rot="0" spcFirstLastPara="0" vertOverflow="overflow" horzOverflow="overflow" vert="horz" wrap="square" lIns="0" tIns="0" rIns="0" bIns="0" numCol="1" spcCol="0" rtlCol="0" fromWordArt="0" anchor="t" anchorCtr="0" forceAA="0" compatLnSpc="1">
+                        <a:prstTxWarp prst="textNoShape">
+                          <a:avLst/>
+                        </a:prstTxWarp>
+                        <a:noAutofit/>
+                      </wps:bodyPr>
+                    </wps:wsp>
+                  </a:graphicData>
+                </a:graphic>
+                <wp14:sizeRelH relativeFrom="margin">
+                  <wp14:pctWidth>0</wp14:pctWidth>
+                </wp14:sizeRelH>
+                <wp14:sizeRelV relativeFrom="margin">
+                  <wp14:pctHeight>0</wp14:pctHeight>
+                </wp14:sizeRelV>
+              </wp:anchor>
+            </w:drawing>
+          </mc:Choice>
+          <mc:Fallback>
+            <w:pict>
+              <v:shapetype w14:anchorId="3129C571" id="_x0000_t202" coordsize="21600,21600" o:spt="202" path="m,l,21600r21600,l21600,xe">
+                <v:stroke joinstyle="miter"/>
+                <v:path gradientshapeok="t" o:connecttype="rect"/>
+              </v:shapetype>
+              <v:shape id="文本框 5" o:spid="_x0000_s1026" type="#_x0000_t202" style="position:absolute;margin-left:11.95pt;margin-top:197.1pt;width:141.1pt;height:14.6pt;z-index:251456512;visibility:visible;mso-wrap-style:square;mso-width-percent:0;mso-height-percent:0;mso-wrap-distance-left:9pt;mso-wrap-distance-top:0;mso-wrap-distance-right:9pt;mso-wrap-distance-bottom:0;mso-position-horizontal:absolute;mso-position-horizontal-relative:text;mso-position-vertical:absolute;mso-position-vertical-relative:text;mso-width-percent:0;mso-height-percent:0;mso-width-relative:margin;mso-height-relative:margin;v-text-anchor:top" o:gfxdata="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" fillcolor="white [3212]" stroked="f" strokeweight=".5pt">
+                <v:shadow on="t" color="#737373 [1614]" opacity="0" offset="0,4pt"/>
+                <v:textbox inset="0,0,0,0">
+                  <w:txbxContent>
+                    <w:p>
+                      <w:pPr>
+                        <w:spacing w:after="0" w:line="160" w:lineRule="exact"/>
+                        <w:jc w:val="center"/>
+                        <w:rPr>
+                          <w:b/>
+                          <w:bCs/>
+                          <w:color w:val="747474" w:themeColor="background2" w:themeShade="80"/>
+                          <w:sz w:val="16"/>
+                          <w:szCs w:val="16"/>
+                          <w14:shadow w14:blurRad="50800" w14:dist="50800" w14:dir="5400000" w14:sx="0" w14:sy="0" w14:kx="0" w14:ky="0" w14:algn="ctr">
+                            <w14:schemeClr w14:val="bg1"/>
+                          </w14:shadow>
+                        </w:rPr>
+                      </w:pPr>
+                      <w:r>
+                        <w:rPr>
+                          <w:rFonts w:hint="eastAsia"/>
+                          <w:b/>
+                          <w:bCs/>
+                          <w:color w:val="747474" w:themeColor="background2" w:themeShade="80"/>
+                          <w:sz w:val="16"/>
+                          <w:szCs w:val="16"/>
+                          <w14:shadow w14:blurRad="50800" w14:dist="50800" w14:dir="5400000" w14:sx="0" w14:sy="0" w14:kx="0" w14:ky="0" w14:algn="ctr">
+                            <w14:schemeClr w14:val="bg1"/>
+                          </w14:shadow>
+                        </w:rPr>
+                        <w:t>Surface-neighborhood activate set</w:t>
+                      </w:r>
+                    </w:p>
+                  </w:txbxContent>
+                </v:textbox>
+              </v:shape>
+            </w:pict>
+          </mc:Fallback>
+        </mc:AlternateContent>
+      </w:r>
+      <w:r>
+        <w:rPr>
+          <w:noProof/>
+        </w:rPr>
+        <mc:AlternateContent>
           <mc:Choice Requires="wpg">
             <w:drawing>
-              <wp:anchor distT="0" distB="0" distL="114300" distR="114300" simplePos="0" relativeHeight="251858944" behindDoc="0" locked="0" layoutInCell="1" allowOverlap="1" wp14:anchorId="60769E85" wp14:editId="3ACD3168">
+              <wp:anchor distT="0" distB="0" distL="114300" distR="114300" simplePos="0" relativeHeight="251858944" behindDoc="0" locked="0" layoutInCell="1" allowOverlap="1" wp14:anchorId="60769E85" wp14:editId="38159466">
                 <wp:simplePos x="0" y="0"/>
                 <wp:positionH relativeFrom="column">
                   <wp:posOffset>5416550</wp:posOffset>
@@ -1005,22 +1151,22 @@
           </mc:Choice>
           <mc:Fallback>
             <w:pict>
-              <v:group w14:anchorId="60769E85" id="组合 246" o:spid="_x0000_s1026" style="position:absolute;margin-left:426.5pt;margin-top:26.4pt;width:200.1pt;height:48.4pt;z-index:251858944;mso-height-relative:margin" coordsize="25413,6543" o:gfxdata="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">
-                <v:group id="组合 245" o:spid="_x0000_s1027" style="position:absolute;width:25413;height:5208" coordsize="25413,5208" o:gfxdata="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">
-                  <v:roundrect id="圆角矩形 185" o:spid="_x0000_s1028" style="position:absolute;left:6378;top:56;width:6335;height:5152;visibility:visible;mso-wrap-style:square;v-text-anchor:middle" arcsize="10923f" o:gfxdata="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" fillcolor="#e6f3f0" strokecolor="#3e756f" strokeweight="1pt">
+              <v:group w14:anchorId="60769E85" id="组合 246" o:spid="_x0000_s1027" style="position:absolute;margin-left:426.5pt;margin-top:26.4pt;width:200.1pt;height:48.4pt;z-index:251858944;mso-height-relative:margin" coordsize="25413,6543" o:gfxdata="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">
+                <v:group id="组合 245" o:spid="_x0000_s1028" style="position:absolute;width:25413;height:5208" coordsize="25413,5208" o:gfxdata="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">
+                  <v:roundrect id="圆角矩形 185" o:spid="_x0000_s1029" style="position:absolute;left:6378;top:56;width:6335;height:5152;visibility:visible;mso-wrap-style:square;v-text-anchor:middle" arcsize="10923f" o:gfxdata="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" fillcolor="#e6f3f0" strokecolor="#3e756f" strokeweight="1pt">
                     <v:stroke joinstyle="miter"/>
                   </v:roundrect>
-                  <v:roundrect id="圆角矩形 185" o:spid="_x0000_s1029" style="position:absolute;width:6330;height:5150;visibility:visible;mso-wrap-style:square;v-text-anchor:middle" arcsize="10923f" o:gfxdata="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" fillcolor="#f8e9d6" strokecolor="#c9843c" strokeweight="1pt">
+                  <v:roundrect id="圆角矩形 185" o:spid="_x0000_s1030" style="position:absolute;width:6330;height:5150;visibility:visible;mso-wrap-style:square;v-text-anchor:middle" arcsize="10923f" o:gfxdata="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" fillcolor="#f8e9d6" strokecolor="#c9843c" strokeweight="1pt">
                     <v:stroke joinstyle="miter"/>
                   </v:roundrect>
-                  <v:roundrect id="圆角矩形 185" o:spid="_x0000_s1030" style="position:absolute;left:12700;top:56;width:6335;height:5152;visibility:visible;mso-wrap-style:square;v-text-anchor:middle" arcsize="10923f" o:gfxdata="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" fillcolor="#eaf3f8" strokecolor="#326485" strokeweight="1pt">
+                  <v:roundrect id="圆角矩形 185" o:spid="_x0000_s1031" style="position:absolute;left:12700;top:56;width:6335;height:5152;visibility:visible;mso-wrap-style:square;v-text-anchor:middle" arcsize="10923f" o:gfxdata="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" fillcolor="#eaf3f8" strokecolor="#326485" strokeweight="1pt">
                     <v:stroke joinstyle="miter"/>
                   </v:roundrect>
-                  <v:roundrect id="圆角矩形 185" o:spid="_x0000_s1031" style="position:absolute;left:19078;top:56;width:6335;height:5152;visibility:visible;mso-wrap-style:square;v-text-anchor:middle" arcsize="10923f" o:gfxdata="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" fillcolor="#f2edf7" strokecolor="#574078" strokeweight="1pt">
+                  <v:roundrect id="圆角矩形 185" o:spid="_x0000_s1032" style="position:absolute;left:19078;top:56;width:6335;height:5152;visibility:visible;mso-wrap-style:square;v-text-anchor:middle" arcsize="10923f" o:gfxdata="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" fillcolor="#f2edf7" strokecolor="#574078" strokeweight="1pt">
                     <v:stroke joinstyle="miter"/>
                   </v:roundrect>
                 </v:group>
-                <v:group id="组合 244" o:spid="_x0000_s1032" style="position:absolute;left:677;top:395;width:24109;height:6148" coordsize="24109,6148" o:gfxdata="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">
+                <v:group id="组合 244" o:spid="_x0000_s1033" style="position:absolute;left:677;top:395;width:24109;height:6148" coordsize="24109,6148" o:gfxdata="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">
                   <v:shapetype id="_x0000_t88" coordsize="21600,21600" o:spt="88" adj="1800,10800" path="m,qx10800@0l10800@2qy21600@11,10800@3l10800@1qy,21600e" filled="f">
                     <v:formulas>
                       <v:f eqn="val #0"/>
@@ -1042,15 +1188,11 @@
                       <v:h position="bottomRight,#1" yrange="@9,@10"/>
                     </v:handles>
                   </v:shapetype>
-                  <v:shape id="右大括号 217" o:spid="_x0000_s1033" type="#_x0000_t88" style="position:absolute;left:11532;top:-4218;width:1187;height:19546;rotation:90;visibility:visible;mso-wrap-style:square;v-text-anchor:middle" o:gfxdata="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" adj="109" strokecolor="#156082 [3204]" strokeweight=".5pt">
+                  <v:shape id="右大括号 217" o:spid="_x0000_s1034" type="#_x0000_t88" style="position:absolute;left:11532;top:-4218;width:1187;height:19546;rotation:90;visibility:visible;mso-wrap-style:square;v-text-anchor:middle" o:gfxdata="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" adj="109" strokecolor="#156082 [3204]" strokeweight=".5pt">
                     <v:stroke joinstyle="miter"/>
                   </v:shape>
-                  <v:group id="组合 243" o:spid="_x0000_s1034" style="position:absolute;width:24109;height:4156" coordsize="24109,4156" o:gfxdata="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">
-                    <v:shapetype id="_x0000_t202" coordsize="21600,21600" o:spt="202" path="m,l,21600r21600,l21600,xe">
-                      <v:stroke joinstyle="miter"/>
-                      <v:path gradientshapeok="t" o:connecttype="rect"/>
-                    </v:shapetype>
-                    <v:shape id="_x0000_s1035" type="#_x0000_t202" style="position:absolute;left:6379;top:244;width:5056;height:3912;visibility:visible;mso-wrap-style:square;v-text-anchor:top" o:gfxdata="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" fillcolor="#e6f3f0" stroked="f" strokeweight=".5pt">
+                  <v:group id="组合 243" o:spid="_x0000_s1035" style="position:absolute;width:24109;height:4156" coordsize="24109,4156" o:gfxdata="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">
+                    <v:shape id="_x0000_s1036" type="#_x0000_t202" style="position:absolute;left:6379;top:244;width:5056;height:3912;visibility:visible;mso-wrap-style:square;v-text-anchor:top" o:gfxdata="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" fillcolor="#e6f3f0" stroked="f" strokeweight=".5pt">
                       <v:textbox inset="0,0,0,0">
                         <w:txbxContent>
                           <w:p>
@@ -1105,7 +1247,7 @@
                         </w:txbxContent>
                       </v:textbox>
                     </v:shape>
-                    <v:shape id="_x0000_s1036" type="#_x0000_t202" style="position:absolute;top:201;width:5051;height:3911;visibility:visible;mso-wrap-style:square;v-text-anchor:top" o:gfxdata="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" fillcolor="#f8e9d6" stroked="f" strokeweight=".5pt">
+                    <v:shape id="_x0000_s1037" type="#_x0000_t202" style="position:absolute;top:201;width:5051;height:3911;visibility:visible;mso-wrap-style:square;v-text-anchor:top" o:gfxdata="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" fillcolor="#f8e9d6" stroked="f" strokeweight=".5pt">
                       <v:textbox inset="0,0,0,0">
                         <w:txbxContent>
                           <w:p>
@@ -1160,7 +1302,7 @@
                         </w:txbxContent>
                       </v:textbox>
                     </v:shape>
-                    <v:shape id="_x0000_s1037" type="#_x0000_t202" style="position:absolute;left:12716;top:244;width:5056;height:3912;visibility:visible;mso-wrap-style:square;v-text-anchor:top" o:gfxdata="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" fillcolor="#eaf3f8" stroked="f" strokeweight=".5pt">
+                    <v:shape id="_x0000_s1038" type="#_x0000_t202" style="position:absolute;left:12716;top:244;width:5056;height:3912;visibility:visible;mso-wrap-style:square;v-text-anchor:top" o:gfxdata="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" fillcolor="#eaf3f8" stroked="f" strokeweight=".5pt">
                       <v:textbox inset="0,0,0,0">
                         <w:txbxContent>
                           <w:p>
@@ -1215,7 +1357,7 @@
                         </w:txbxContent>
                       </v:textbox>
                     </v:shape>
-                    <v:shape id="_x0000_s1038" type="#_x0000_t202" style="position:absolute;left:19053;top:244;width:5056;height:3912;visibility:visible;mso-wrap-style:square;v-text-anchor:top" o:gfxdata="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" fillcolor="#f2edf7" stroked="f" strokeweight=".5pt">
+                    <v:shape id="_x0000_s1039" type="#_x0000_t202" style="position:absolute;left:19053;top:244;width:5056;height:3912;visibility:visible;mso-wrap-style:square;v-text-anchor:top" o:gfxdata="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" fillcolor="#f2edf7" stroked="f" strokeweight=".5pt">
                       <v:textbox inset="0,0,0,0">
                         <w:txbxContent>
                           <w:p>
@@ -1270,8 +1412,8 @@
                         </w:txbxContent>
                       </v:textbox>
                     </v:shape>
-                    <v:group id="组合 241" o:spid="_x0000_s1039" style="position:absolute;width:24108;height:2202" coordsize="24108,2202" o:gfxdata="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">
-                      <v:shape id="_x0000_s1040" type="#_x0000_t202" style="position:absolute;left:6379;top:42;width:5055;height:2159;visibility:visible;mso-wrap-style:square;v-text-anchor:top" o:gfxdata="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" fillcolor="#e6f3f0" stroked="f" strokeweight=".5pt">
+                    <v:group id="组合 241" o:spid="_x0000_s1040" style="position:absolute;width:24108;height:2202" coordsize="24108,2202" o:gfxdata="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">
+                      <v:shape id="_x0000_s1041" type="#_x0000_t202" style="position:absolute;left:6379;top:42;width:5055;height:2159;visibility:visible;mso-wrap-style:square;v-text-anchor:top" o:gfxdata="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" fillcolor="#e6f3f0" stroked="f" strokeweight=".5pt">
                         <v:textbox inset="0,0,0,0">
                           <w:txbxContent>
                             <w:p>
@@ -1346,7 +1488,7 @@
                           </w:txbxContent>
                         </v:textbox>
                       </v:shape>
-                      <v:shape id="_x0000_s1041" type="#_x0000_t202" style="position:absolute;width:5048;height:2159;visibility:visible;mso-wrap-style:square;v-text-anchor:top" o:gfxdata="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" fillcolor="#f8e9d6" stroked="f" strokeweight=".5pt">
+                      <v:shape id="_x0000_s1042" type="#_x0000_t202" style="position:absolute;width:5048;height:2159;visibility:visible;mso-wrap-style:square;v-text-anchor:top" o:gfxdata="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" fillcolor="#f8e9d6" stroked="f" strokeweight=".5pt">
                         <v:textbox inset="0,0,0,0">
                           <w:txbxContent>
                             <w:p>
@@ -1421,7 +1563,7 @@
                           </w:txbxContent>
                         </v:textbox>
                       </v:shape>
-                      <v:shape id="_x0000_s1042" type="#_x0000_t202" style="position:absolute;left:12716;top:42;width:5055;height:2159;visibility:visible;mso-wrap-style:square;v-text-anchor:top" o:gfxdata="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" fillcolor="#eaf3f8" stroked="f" strokeweight=".5pt">
+                      <v:shape id="_x0000_s1043" type="#_x0000_t202" style="position:absolute;left:12716;top:42;width:5055;height:2159;visibility:visible;mso-wrap-style:square;v-text-anchor:top" o:gfxdata="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" fillcolor="#eaf3f8" stroked="f" strokeweight=".5pt">
                         <v:textbox inset="0,0,0,0">
                           <w:txbxContent>
                             <w:p>
@@ -1496,7 +1638,7 @@
                           </w:txbxContent>
                         </v:textbox>
                       </v:shape>
-                      <v:shape id="_x0000_s1043" type="#_x0000_t202" style="position:absolute;left:19053;top:42;width:5055;height:2160;visibility:visible;mso-wrap-style:square;v-text-anchor:top" o:gfxdata="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" fillcolor="#f2edf7" stroked="f" strokeweight=".5pt">
+                      <v:shape id="_x0000_s1044" type="#_x0000_t202" style="position:absolute;left:19053;top:42;width:5055;height:2160;visibility:visible;mso-wrap-style:square;v-text-anchor:top" o:gfxdata="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" fillcolor="#f2edf7" stroked="f" strokeweight=".5pt">
                         <v:textbox inset="0,0,0,0">
                           <w:txbxContent>
                             <w:p>
@@ -1586,7 +1728,7 @@
         <mc:AlternateContent>
           <mc:Choice Requires="wpg">
             <w:drawing>
-              <wp:anchor distT="0" distB="0" distL="114300" distR="114300" simplePos="0" relativeHeight="251672576" behindDoc="0" locked="0" layoutInCell="1" allowOverlap="1" wp14:anchorId="23AA08DF" wp14:editId="65E8CAE8">
+              <wp:anchor distT="0" distB="0" distL="114300" distR="114300" simplePos="0" relativeHeight="251672576" behindDoc="0" locked="0" layoutInCell="1" allowOverlap="1" wp14:anchorId="23AA08DF" wp14:editId="2EEACE9E">
                 <wp:simplePos x="0" y="0"/>
                 <wp:positionH relativeFrom="column">
                   <wp:posOffset>5914390</wp:posOffset>
@@ -1729,8 +1871,8 @@
           </mc:Choice>
           <mc:Fallback>
             <w:pict>
-              <v:group w14:anchorId="23AA08DF" id="组合 193" o:spid="_x0000_s1044" style="position:absolute;margin-left:465.7pt;margin-top:97.45pt;width:124.3pt;height:22.05pt;z-index:251672576;mso-height-relative:margin" coordsize="15786,3829" o:gfxdata="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">
-                <v:roundrect id="圆角矩形 191" o:spid="_x0000_s1045" style="position:absolute;width:15786;height:3829;visibility:visible;mso-wrap-style:square;v-text-anchor:middle" arcsize="10923f" o:gfxdata="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" fillcolor="#eaf4ff" strokecolor="#d2dde7" strokeweight="1pt">
+              <v:group w14:anchorId="23AA08DF" id="组合 193" o:spid="_x0000_s1045" style="position:absolute;margin-left:465.7pt;margin-top:97.45pt;width:124.3pt;height:22.05pt;z-index:251672576;mso-height-relative:margin" coordsize="15786,3829" o:gfxdata="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">
+                <v:roundrect id="圆角矩形 191" o:spid="_x0000_s1046" style="position:absolute;width:15786;height:3829;visibility:visible;mso-wrap-style:square;v-text-anchor:middle" arcsize="10923f" o:gfxdata="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" fillcolor="#eaf4ff" strokecolor="#d2dde7" strokeweight="1pt">
                   <v:stroke joinstyle="miter"/>
                   <v:textbox>
                     <w:txbxContent>
@@ -1738,7 +1880,7 @@
                     </w:txbxContent>
                   </v:textbox>
                 </v:roundrect>
-                <v:shape id="_x0000_s1046" type="#_x0000_t202" style="position:absolute;left:1158;top:1283;width:13472;height:1651;visibility:visible;mso-wrap-style:square;v-text-anchor:top" o:gfxdata="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" fillcolor="#eaf4ff" stroked="f" strokeweight=".5pt">
+                <v:shape id="_x0000_s1047" type="#_x0000_t202" style="position:absolute;left:1158;top:1283;width:13472;height:1651;visibility:visible;mso-wrap-style:square;v-text-anchor:top" o:gfxdata="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" fillcolor="#eaf4ff" stroked="f" strokeweight=".5pt">
                   <v:textbox inset="0,0,0,0">
                     <w:txbxContent>
                       <w:p>
@@ -1786,7 +1928,7 @@
         <mc:AlternateContent>
           <mc:Choice Requires="wps">
             <w:drawing>
-              <wp:anchor distT="0" distB="0" distL="114300" distR="114300" simplePos="0" relativeHeight="251806720" behindDoc="0" locked="0" layoutInCell="1" allowOverlap="1" wp14:anchorId="2DFB10EE" wp14:editId="5E5DED00">
+              <wp:anchor distT="0" distB="0" distL="114300" distR="114300" simplePos="0" relativeHeight="251806720" behindDoc="0" locked="0" layoutInCell="1" allowOverlap="1" wp14:anchorId="2DFB10EE" wp14:editId="01055AC5">
                 <wp:simplePos x="0" y="0"/>
                 <wp:positionH relativeFrom="column">
                   <wp:posOffset>6701790</wp:posOffset>
@@ -1844,7 +1986,7 @@
           </mc:Choice>
           <mc:Fallback>
             <w:pict>
-              <v:shapetype w14:anchorId="665E724A" id="_x0000_t32" coordsize="21600,21600" o:spt="32" o:oned="t" path="m,l21600,21600e" filled="f">
+              <v:shapetype w14:anchorId="0927DE4C" id="_x0000_t32" coordsize="21600,21600" o:spt="32" o:oned="t" path="m,l21600,21600e" filled="f">
                 <v:path arrowok="t" fillok="f" o:connecttype="none"/>
                 <o:lock v:ext="edit" shapetype="t"/>
               </v:shapetype>
@@ -1862,7 +2004,7 @@
         <mc:AlternateContent>
           <mc:Choice Requires="wps">
             <w:drawing>
-              <wp:anchor distT="0" distB="0" distL="114300" distR="114300" simplePos="0" relativeHeight="251749376" behindDoc="0" locked="0" layoutInCell="1" allowOverlap="1" wp14:anchorId="3E7932D4" wp14:editId="0CA1190A">
+              <wp:anchor distT="0" distB="0" distL="114300" distR="114300" simplePos="0" relativeHeight="251749376" behindDoc="0" locked="0" layoutInCell="1" allowOverlap="1" wp14:anchorId="3E7932D4" wp14:editId="4577E31A">
                 <wp:simplePos x="0" y="0"/>
                 <wp:positionH relativeFrom="column">
                   <wp:posOffset>7209155</wp:posOffset>
@@ -1959,7 +2101,7 @@
           </mc:Choice>
           <mc:Fallback>
             <w:pict>
-              <v:shape w14:anchorId="3E7932D4" id="文本框 5" o:spid="_x0000_s1047" type="#_x0000_t202" style="position:absolute;margin-left:567.65pt;margin-top:130.95pt;width:74.4pt;height:13pt;z-index:251749376;visibility:visible;mso-wrap-style:square;mso-width-percent:0;mso-height-percent:0;mso-wrap-distance-left:9pt;mso-wrap-distance-top:0;mso-wrap-distance-right:9pt;mso-wrap-distance-bottom:0;mso-position-horizontal:absolute;mso-position-horizontal-relative:text;mso-position-vertical:absolute;mso-position-vertical-relative:text;mso-width-percent:0;mso-height-percent:0;mso-width-relative:margin;mso-height-relative:margin;v-text-anchor:top" o:gfxdata="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" fillcolor="white [3212]" stroked="f" strokeweight=".5pt">
+              <v:shape w14:anchorId="3E7932D4" id="_x0000_s1048" type="#_x0000_t202" style="position:absolute;margin-left:567.65pt;margin-top:130.95pt;width:74.4pt;height:13pt;z-index:251749376;visibility:visible;mso-wrap-style:square;mso-width-percent:0;mso-height-percent:0;mso-wrap-distance-left:9pt;mso-wrap-distance-top:0;mso-wrap-distance-right:9pt;mso-wrap-distance-bottom:0;mso-position-horizontal:absolute;mso-position-horizontal-relative:text;mso-position-vertical:absolute;mso-position-vertical-relative:text;mso-width-percent:0;mso-height-percent:0;mso-width-relative:margin;mso-height-relative:margin;v-text-anchor:top" o:gfxdata="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" fillcolor="white [3212]" stroked="f" strokeweight=".5pt">
                 <v:textbox inset="0,0,0,0">
                   <w:txbxContent>
                     <w:p>
@@ -2017,7 +2159,7 @@
         <mc:AlternateContent>
           <mc:Choice Requires="wps">
             <w:drawing>
-              <wp:anchor distT="0" distB="0" distL="114300" distR="114300" simplePos="0" relativeHeight="251677696" behindDoc="0" locked="0" layoutInCell="1" allowOverlap="1" wp14:anchorId="55B99035" wp14:editId="1B4A40D8">
+              <wp:anchor distT="0" distB="0" distL="114300" distR="114300" simplePos="0" relativeHeight="251677696" behindDoc="0" locked="0" layoutInCell="1" allowOverlap="1" wp14:anchorId="55B99035" wp14:editId="23502461">
                 <wp:simplePos x="0" y="0"/>
                 <wp:positionH relativeFrom="column">
                   <wp:posOffset>6433185</wp:posOffset>
@@ -2164,7 +2306,7 @@
           </mc:Choice>
           <mc:Fallback>
             <w:pict>
-              <v:shape w14:anchorId="55B99035" id="_x0000_s1048" type="#_x0000_t202" style="position:absolute;margin-left:506.55pt;margin-top:131.95pt;width:55.65pt;height:13.05pt;z-index:251677696;visibility:visible;mso-wrap-style:square;mso-width-percent:0;mso-height-percent:0;mso-wrap-distance-left:9pt;mso-wrap-distance-top:0;mso-wrap-distance-right:9pt;mso-wrap-distance-bottom:0;mso-position-horizontal:absolute;mso-position-horizontal-relative:text;mso-position-vertical:absolute;mso-position-vertical-relative:text;mso-width-percent:0;mso-height-percent:0;mso-width-relative:margin;mso-height-relative:margin;v-text-anchor:top" o:gfxdata="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" fillcolor="white [3212]" stroked="f" strokeweight=".5pt">
+              <v:shape w14:anchorId="55B99035" id="_x0000_s1049" type="#_x0000_t202" style="position:absolute;margin-left:506.55pt;margin-top:131.95pt;width:55.65pt;height:13.05pt;z-index:251677696;visibility:visible;mso-wrap-style:square;mso-width-percent:0;mso-height-percent:0;mso-wrap-distance-left:9pt;mso-wrap-distance-top:0;mso-wrap-distance-right:9pt;mso-wrap-distance-bottom:0;mso-position-horizontal:absolute;mso-position-horizontal-relative:text;mso-position-vertical:absolute;mso-position-vertical-relative:text;mso-width-percent:0;mso-height-percent:0;mso-width-relative:margin;mso-height-relative:margin;v-text-anchor:top" o:gfxdata="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" fillcolor="white [3212]" stroked="f" strokeweight=".5pt">
                 <v:textbox inset="0,0,0,0">
                   <w:txbxContent>
                     <w:p>
@@ -2272,7 +2414,7 @@
         <mc:AlternateContent>
           <mc:Choice Requires="wpg">
             <w:drawing>
-              <wp:anchor distT="0" distB="0" distL="114300" distR="114300" simplePos="0" relativeHeight="251856896" behindDoc="0" locked="0" layoutInCell="1" allowOverlap="1" wp14:anchorId="1DDFF89F" wp14:editId="31663AA2">
+              <wp:anchor distT="0" distB="0" distL="114300" distR="114300" simplePos="0" relativeHeight="251856896" behindDoc="0" locked="0" layoutInCell="1" allowOverlap="1" wp14:anchorId="1DDFF89F" wp14:editId="54906A90">
                 <wp:simplePos x="0" y="0"/>
                 <wp:positionH relativeFrom="column">
                   <wp:posOffset>5579745</wp:posOffset>
@@ -4275,11 +4417,11 @@
           </mc:Choice>
           <mc:Fallback>
             <w:pict>
-              <v:group w14:anchorId="1DDFF89F" id="组合 264" o:spid="_x0000_s1049" style="position:absolute;margin-left:439.35pt;margin-top:146.1pt;width:178.6pt;height:48.3pt;z-index:251856896" coordsize="22681,6131" o:gfxdata="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">
-                <v:rect id="矩形 194" o:spid="_x0000_s1050" style="position:absolute;left:12603;top:1408;width:10078;height:4718;visibility:visible;mso-wrap-style:square;v-text-anchor:middle" o:gfxdata="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" fillcolor="#eaf4ff" strokecolor="white [3212]" strokeweight="1pt"/>
-                <v:group id="组合 219" o:spid="_x0000_s1051" style="position:absolute;left:15761;top:3165;width:3829;height:2337" coordorigin=",-56133" coordsize="423631,164997" o:gfxdata="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">
-                  <v:rect id="矩形 195" o:spid="_x0000_s1052" style="position:absolute;top:-56132;width:68031;height:35562;visibility:visible;mso-wrap-style:square;v-text-anchor:middle" o:gfxdata="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" fillcolor="#b9d7f3" strokecolor="#a3c9ee"/>
-                  <v:rect id="矩形 195" o:spid="_x0000_s1053" style="position:absolute;left:88900;top:-56133;width:68031;height:35562;visibility:visible;mso-wrap-style:square;v-text-anchor:middle" o:gfxdata="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" fillcolor="#eaf5fc" strokecolor="#a3c9ee">
+              <v:group w14:anchorId="1DDFF89F" id="组合 264" o:spid="_x0000_s1050" style="position:absolute;margin-left:439.35pt;margin-top:146.1pt;width:178.6pt;height:48.3pt;z-index:251856896" coordsize="22681,6131" o:gfxdata="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">
+                <v:rect id="矩形 194" o:spid="_x0000_s1051" style="position:absolute;left:12603;top:1408;width:10078;height:4718;visibility:visible;mso-wrap-style:square;v-text-anchor:middle" o:gfxdata="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" fillcolor="#eaf4ff" strokecolor="white [3212]" strokeweight="1pt"/>
+                <v:group id="组合 219" o:spid="_x0000_s1052" style="position:absolute;left:15761;top:3165;width:3829;height:2337" coordorigin=",-56133" coordsize="423631,164997" o:gfxdata="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">
+                  <v:rect id="矩形 195" o:spid="_x0000_s1053" style="position:absolute;top:-56132;width:68031;height:35562;visibility:visible;mso-wrap-style:square;v-text-anchor:middle" o:gfxdata="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" fillcolor="#b9d7f3" strokecolor="#a3c9ee"/>
+                  <v:rect id="矩形 195" o:spid="_x0000_s1054" style="position:absolute;left:88900;top:-56133;width:68031;height:35562;visibility:visible;mso-wrap-style:square;v-text-anchor:middle" o:gfxdata="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" fillcolor="#eaf5fc" strokecolor="#a3c9ee">
                     <v:textbox>
                       <w:txbxContent>
                         <w:p>
@@ -4333,7 +4475,7 @@
                       </w:txbxContent>
                     </v:textbox>
                   </v:rect>
-                  <v:rect id="矩形 195" o:spid="_x0000_s1054" style="position:absolute;left:266700;top:-56130;width:68031;height:35562;visibility:visible;mso-wrap-style:square;v-text-anchor:middle" o:gfxdata="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" fillcolor="white [3212]" strokecolor="#a3c9ee">
+                  <v:rect id="矩形 195" o:spid="_x0000_s1055" style="position:absolute;left:266700;top:-56130;width:68031;height:35562;visibility:visible;mso-wrap-style:square;v-text-anchor:middle" o:gfxdata="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" fillcolor="white [3212]" strokecolor="#a3c9ee">
                     <v:textbox>
                       <w:txbxContent>
                         <w:p>
@@ -4387,8 +4529,8 @@
                       </w:txbxContent>
                     </v:textbox>
                   </v:rect>
-                  <v:rect id="矩形 195" o:spid="_x0000_s1055" style="position:absolute;left:177800;top:-56130;width:68031;height:35562;visibility:visible;mso-wrap-style:square;v-text-anchor:middle" o:gfxdata="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" fillcolor="#b9d7f3" strokecolor="#a3c9ee"/>
-                  <v:rect id="矩形 195" o:spid="_x0000_s1056" style="position:absolute;left:355600;top:-56130;width:68031;height:35562;visibility:visible;mso-wrap-style:square;v-text-anchor:middle" o:gfxdata="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" fillcolor="#d8eafd" strokecolor="#a3c9ee">
+                  <v:rect id="矩形 195" o:spid="_x0000_s1056" style="position:absolute;left:177800;top:-56130;width:68031;height:35562;visibility:visible;mso-wrap-style:square;v-text-anchor:middle" o:gfxdata="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" fillcolor="#b9d7f3" strokecolor="#a3c9ee"/>
+                  <v:rect id="矩形 195" o:spid="_x0000_s1057" style="position:absolute;left:355600;top:-56130;width:68031;height:35562;visibility:visible;mso-wrap-style:square;v-text-anchor:middle" o:gfxdata="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" fillcolor="#d8eafd" strokecolor="#a3c9ee">
                     <v:textbox>
                       <w:txbxContent>
                         <w:p>
@@ -4442,7 +4584,7 @@
                       </w:txbxContent>
                     </v:textbox>
                   </v:rect>
-                  <v:rect id="矩形 195" o:spid="_x0000_s1057" style="position:absolute;top:7369;width:67914;height:35456;visibility:visible;mso-wrap-style:square;v-text-anchor:middle" o:gfxdata="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" fillcolor="#eaf5fc" strokecolor="#a3c9ee">
+                  <v:rect id="矩形 195" o:spid="_x0000_s1058" style="position:absolute;top:7369;width:67914;height:35456;visibility:visible;mso-wrap-style:square;v-text-anchor:middle" o:gfxdata="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" fillcolor="#eaf5fc" strokecolor="#a3c9ee">
                     <v:textbox>
                       <w:txbxContent>
                         <w:p>
@@ -4496,8 +4638,8 @@
                       </w:txbxContent>
                     </v:textbox>
                   </v:rect>
-                  <v:rect id="矩形 195" o:spid="_x0000_s1058" style="position:absolute;left:88900;top:7369;width:67914;height:35456;visibility:visible;mso-wrap-style:square;v-text-anchor:middle" o:gfxdata="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" fillcolor="#b9d7f3" strokecolor="#a3c9ee"/>
-                  <v:rect id="矩形 195" o:spid="_x0000_s1059" style="position:absolute;left:177800;top:7369;width:67914;height:35456;visibility:visible;mso-wrap-style:square;v-text-anchor:middle" o:gfxdata="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" fillcolor="#eaf5fc" strokecolor="#a3c9ee">
+                  <v:rect id="矩形 195" o:spid="_x0000_s1059" style="position:absolute;left:88900;top:7369;width:67914;height:35456;visibility:visible;mso-wrap-style:square;v-text-anchor:middle" o:gfxdata="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" fillcolor="#b9d7f3" strokecolor="#a3c9ee"/>
+                  <v:rect id="矩形 195" o:spid="_x0000_s1060" style="position:absolute;left:177800;top:7369;width:67914;height:35456;visibility:visible;mso-wrap-style:square;v-text-anchor:middle" o:gfxdata="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" fillcolor="#eaf5fc" strokecolor="#a3c9ee">
                     <v:textbox>
                       <w:txbxContent>
                         <w:p>
@@ -4551,8 +4693,8 @@
                       </w:txbxContent>
                     </v:textbox>
                   </v:rect>
-                  <v:rect id="矩形 195" o:spid="_x0000_s1060" style="position:absolute;left:266700;top:7369;width:67914;height:35456;visibility:visible;mso-wrap-style:square;v-text-anchor:middle" o:gfxdata="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" fillcolor="#b9d7f3" strokecolor="#a3c9ee"/>
-                  <v:rect id="矩形 195" o:spid="_x0000_s1061" style="position:absolute;left:355600;top:7369;width:68031;height:35562;visibility:visible;mso-wrap-style:square;v-text-anchor:middle" o:gfxdata="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" fillcolor="white [3212]" strokecolor="#a3c9ee">
+                  <v:rect id="矩形 195" o:spid="_x0000_s1061" style="position:absolute;left:266700;top:7369;width:67914;height:35456;visibility:visible;mso-wrap-style:square;v-text-anchor:middle" o:gfxdata="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" fillcolor="#b9d7f3" strokecolor="#a3c9ee"/>
+                  <v:rect id="矩形 195" o:spid="_x0000_s1062" style="position:absolute;left:355600;top:7369;width:68031;height:35562;visibility:visible;mso-wrap-style:square;v-text-anchor:middle" o:gfxdata="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" fillcolor="white [3212]" strokecolor="#a3c9ee">
                     <v:textbox>
                       <w:txbxContent>
                         <w:p>
@@ -4606,7 +4748,7 @@
                       </w:txbxContent>
                     </v:textbox>
                   </v:rect>
-                  <v:rect id="矩形 195" o:spid="_x0000_s1062" style="position:absolute;top:70863;width:68031;height:35562;visibility:visible;mso-wrap-style:square;v-text-anchor:middle" o:gfxdata="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" fillcolor="white [3212]" strokecolor="#a3c9ee">
+                  <v:rect id="矩形 195" o:spid="_x0000_s1063" style="position:absolute;top:70863;width:68031;height:35562;visibility:visible;mso-wrap-style:square;v-text-anchor:middle" o:gfxdata="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" fillcolor="white [3212]" strokecolor="#a3c9ee">
                     <v:textbox>
                       <w:txbxContent>
                         <w:p>
@@ -4660,7 +4802,7 @@
                       </w:txbxContent>
                     </v:textbox>
                   </v:rect>
-                  <v:rect id="矩形 195" o:spid="_x0000_s1063" style="position:absolute;left:88900;top:70863;width:68031;height:35562;visibility:visible;mso-wrap-style:square;v-text-anchor:middle" o:gfxdata="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" fillcolor="#eaf5fc" strokecolor="#a3c9ee">
+                  <v:rect id="矩形 195" o:spid="_x0000_s1064" style="position:absolute;left:88900;top:70863;width:68031;height:35562;visibility:visible;mso-wrap-style:square;v-text-anchor:middle" o:gfxdata="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" fillcolor="#eaf5fc" strokecolor="#a3c9ee">
                     <v:textbox>
                       <w:txbxContent>
                         <w:p>
@@ -4714,8 +4856,8 @@
                       </w:txbxContent>
                     </v:textbox>
                   </v:rect>
-                  <v:rect id="矩形 195" o:spid="_x0000_s1064" style="position:absolute;left:177800;top:70863;width:68031;height:35562;visibility:visible;mso-wrap-style:square;v-text-anchor:middle" o:gfxdata="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" fillcolor="#b9d7f3" strokecolor="#a3c9ee"/>
-                  <v:rect id="矩形 195" o:spid="_x0000_s1065" style="position:absolute;left:266700;top:73408;width:67914;height:35456;visibility:visible;mso-wrap-style:square;v-text-anchor:middle" o:gfxdata="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" fillcolor="#eaf5fc" strokecolor="#a3c9ee">
+                  <v:rect id="矩形 195" o:spid="_x0000_s1065" style="position:absolute;left:177800;top:70863;width:68031;height:35562;visibility:visible;mso-wrap-style:square;v-text-anchor:middle" o:gfxdata="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" fillcolor="#b9d7f3" strokecolor="#a3c9ee"/>
+                  <v:rect id="矩形 195" o:spid="_x0000_s1066" style="position:absolute;left:266700;top:73408;width:67914;height:35456;visibility:visible;mso-wrap-style:square;v-text-anchor:middle" o:gfxdata="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" fillcolor="#eaf5fc" strokecolor="#a3c9ee">
                     <v:textbox>
                       <w:txbxContent>
                         <w:p>
@@ -4769,9 +4911,9 @@
                       </w:txbxContent>
                     </v:textbox>
                   </v:rect>
-                  <v:rect id="矩形 195" o:spid="_x0000_s1066" style="position:absolute;left:355600;top:70868;width:68031;height:35562;visibility:visible;mso-wrap-style:square;v-text-anchor:middle" o:gfxdata="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" fillcolor="#b9d7f3" strokecolor="#a3c9ee"/>
+                  <v:rect id="矩形 195" o:spid="_x0000_s1067" style="position:absolute;left:355600;top:70868;width:68031;height:35562;visibility:visible;mso-wrap-style:square;v-text-anchor:middle" o:gfxdata="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" fillcolor="#b9d7f3" strokecolor="#a3c9ee"/>
                 </v:group>
-                <v:shape id="_x0000_s1067" type="#_x0000_t202" style="position:absolute;left:13180;top:1765;width:8962;height:1168;visibility:visible;mso-wrap-style:square;v-text-anchor:top" o:gfxdata="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" fillcolor="#eaf5ff" stroked="f" strokeweight=".5pt">
+                <v:shape id="_x0000_s1068" type="#_x0000_t202" style="position:absolute;left:13180;top:1765;width:8962;height:1168;visibility:visible;mso-wrap-style:square;v-text-anchor:top" o:gfxdata="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" fillcolor="#eaf5ff" stroked="f" strokeweight=".5pt">
                   <v:textbox inset="0,0,0,0">
                     <w:txbxContent>
                       <w:p>
@@ -4804,14 +4946,14 @@
                     </w:txbxContent>
                   </v:textbox>
                 </v:shape>
-                <v:rect id="矩形 194" o:spid="_x0000_s1068" style="position:absolute;left:54;top:1408;width:10078;height:4723;visibility:visible;mso-wrap-style:square;v-text-anchor:middle" o:gfxdata="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" fillcolor="#eef9f6" strokecolor="white [3212]" strokeweight="1pt">
+                <v:rect id="矩形 194" o:spid="_x0000_s1069" style="position:absolute;left:54;top:1408;width:10078;height:4723;visibility:visible;mso-wrap-style:square;v-text-anchor:middle" o:gfxdata="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" fillcolor="#eef9f6" strokecolor="white [3212]" strokeweight="1pt">
                   <v:path arrowok="t"/>
                   <o:lock v:ext="edit" aspectratio="t"/>
                 </v:rect>
-                <v:group id="组合 220" o:spid="_x0000_s1069" style="position:absolute;left:3844;top:3303;width:2476;height:2337" coordsize="280280,277495" o:gfxdata="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">
+                <v:group id="组合 220" o:spid="_x0000_s1070" style="position:absolute;left:3844;top:3303;width:2476;height:2337" coordsize="280280,277495" o:gfxdata="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">
                   <o:lock v:ext="edit" aspectratio="t"/>
-                  <v:rect id="矩形 195" o:spid="_x0000_s1070" style="position:absolute;width:72000;height:72000;visibility:visible;mso-wrap-style:square;v-text-anchor:middle" o:gfxdata="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" fillcolor="#f9fcfb" strokecolor="#74b0ab"/>
-                  <v:rect id="矩形 195" o:spid="_x0000_s1071" style="position:absolute;left:104140;top:203200;width:72000;height:72000;visibility:visible;mso-wrap-style:square;v-text-anchor:middle" o:gfxdata="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" fillcolor="#218079" strokecolor="#74b0ab">
+                  <v:rect id="矩形 195" o:spid="_x0000_s1071" style="position:absolute;width:72000;height:72000;visibility:visible;mso-wrap-style:square;v-text-anchor:middle" o:gfxdata="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" fillcolor="#f9fcfb" strokecolor="#74b0ab"/>
+                  <v:rect id="矩形 195" o:spid="_x0000_s1072" style="position:absolute;left:104140;top:203200;width:72000;height:72000;visibility:visible;mso-wrap-style:square;v-text-anchor:middle" o:gfxdata="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" fillcolor="#218079" strokecolor="#74b0ab">
                     <v:textbox>
                       <w:txbxContent>
                         <w:p>
@@ -4865,9 +5007,9 @@
                       </w:txbxContent>
                     </v:textbox>
                   </v:rect>
-                  <v:rect id="矩形 195" o:spid="_x0000_s1072" style="position:absolute;left:208280;top:101600;width:72000;height:72000;visibility:visible;mso-wrap-style:square;v-text-anchor:middle" o:gfxdata="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" fillcolor="#f9fcfb" strokecolor="#74b0ab"/>
-                  <v:rect id="矩形 195" o:spid="_x0000_s1073" style="position:absolute;left:104140;width:72000;height:72000;visibility:visible;mso-wrap-style:square;v-text-anchor:middle" o:gfxdata="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" fillcolor="#f9fcfb" strokecolor="#74b0ab"/>
-                  <v:rect id="矩形 195" o:spid="_x0000_s1074" style="position:absolute;top:101600;width:72000;height:72000;visibility:visible;mso-wrap-style:square;v-text-anchor:middle" o:gfxdata="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" fillcolor="#218079" strokecolor="#74b0ab">
+                  <v:rect id="矩形 195" o:spid="_x0000_s1073" style="position:absolute;left:208280;top:101600;width:72000;height:72000;visibility:visible;mso-wrap-style:square;v-text-anchor:middle" o:gfxdata="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" fillcolor="#f9fcfb" strokecolor="#74b0ab"/>
+                  <v:rect id="矩形 195" o:spid="_x0000_s1074" style="position:absolute;left:104140;width:72000;height:72000;visibility:visible;mso-wrap-style:square;v-text-anchor:middle" o:gfxdata="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" fillcolor="#f9fcfb" strokecolor="#74b0ab"/>
+                  <v:rect id="矩形 195" o:spid="_x0000_s1075" style="position:absolute;top:101600;width:72000;height:72000;visibility:visible;mso-wrap-style:square;v-text-anchor:middle" o:gfxdata="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" fillcolor="#218079" strokecolor="#74b0ab">
                     <v:textbox>
                       <w:txbxContent>
                         <w:p>
@@ -4921,7 +5063,7 @@
                       </w:txbxContent>
                     </v:textbox>
                   </v:rect>
-                  <v:rect id="矩形 195" o:spid="_x0000_s1075" style="position:absolute;left:104140;top:101600;width:72000;height:72000;visibility:visible;mso-wrap-style:square;v-text-anchor:middle" o:gfxdata="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" fillcolor="#218079" strokecolor="#74b0ab">
+                  <v:rect id="矩形 195" o:spid="_x0000_s1076" style="position:absolute;left:104140;top:101600;width:72000;height:72000;visibility:visible;mso-wrap-style:square;v-text-anchor:middle" o:gfxdata="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" fillcolor="#218079" strokecolor="#74b0ab">
                     <v:textbox>
                       <w:txbxContent>
                         <w:p>
@@ -4975,7 +5117,7 @@
                       </w:txbxContent>
                     </v:textbox>
                   </v:rect>
-                  <v:rect id="矩形 195" o:spid="_x0000_s1076" style="position:absolute;left:208280;width:72000;height:72000;visibility:visible;mso-wrap-style:square;v-text-anchor:middle" o:gfxdata="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" fillcolor="#218079" strokecolor="#74b0ab">
+                  <v:rect id="矩形 195" o:spid="_x0000_s1077" style="position:absolute;left:208280;width:72000;height:72000;visibility:visible;mso-wrap-style:square;v-text-anchor:middle" o:gfxdata="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" fillcolor="#218079" strokecolor="#74b0ab">
                     <v:textbox>
                       <w:txbxContent>
                         <w:p>
@@ -5029,10 +5171,10 @@
                       </w:txbxContent>
                     </v:textbox>
                   </v:rect>
-                  <v:rect id="矩形 195" o:spid="_x0000_s1077" style="position:absolute;top:205740;width:71755;height:71755;visibility:visible;mso-wrap-style:square;v-text-anchor:middle" o:gfxdata="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" fillcolor="#f9fcfb" strokecolor="#74b0ab"/>
-                  <v:rect id="矩形 195" o:spid="_x0000_s1078" style="position:absolute;left:208280;top:203200;width:72000;height:72000;visibility:visible;mso-wrap-style:square;v-text-anchor:middle" o:gfxdata="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" fillcolor="#f9fcfb" strokecolor="#74b0ab"/>
+                  <v:rect id="矩形 195" o:spid="_x0000_s1078" style="position:absolute;top:205740;width:71755;height:71755;visibility:visible;mso-wrap-style:square;v-text-anchor:middle" o:gfxdata="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" fillcolor="#f9fcfb" strokecolor="#74b0ab"/>
+                  <v:rect id="矩形 195" o:spid="_x0000_s1079" style="position:absolute;left:208280;top:203200;width:72000;height:72000;visibility:visible;mso-wrap-style:square;v-text-anchor:middle" o:gfxdata="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" fillcolor="#f9fcfb" strokecolor="#74b0ab"/>
                 </v:group>
-                <v:shape id="_x0000_s1079" type="#_x0000_t202" style="position:absolute;top:1820;width:10139;height:1111;visibility:visible;mso-wrap-style:square;v-text-anchor:top" o:gfxdata="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" fillcolor="#eef9f6" stroked="f" strokeweight=".5pt">
+                <v:shape id="_x0000_s1080" type="#_x0000_t202" style="position:absolute;top:1820;width:10139;height:1111;visibility:visible;mso-wrap-style:square;v-text-anchor:top" o:gfxdata="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" fillcolor="#eef9f6" stroked="f" strokeweight=".5pt">
                   <v:textbox inset="0,0,0,0">
                     <w:txbxContent>
                       <w:p>
@@ -5065,7 +5207,7 @@
                     </w:txbxContent>
                   </v:textbox>
                 </v:shape>
-                <v:shape id="右大括号 226" o:spid="_x0000_s1080" type="#_x0000_t88" style="position:absolute;left:10619;top:-5601;width:1270;height:12472;rotation:-90;visibility:visible;mso-wrap-style:square;v-text-anchor:middle" o:gfxdata="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" adj="183,10897" strokecolor="#156082 [3204]" strokeweight=".5pt">
+                <v:shape id="右大括号 226" o:spid="_x0000_s1081" type="#_x0000_t88" style="position:absolute;left:10619;top:-5601;width:1270;height:12472;rotation:-90;visibility:visible;mso-wrap-style:square;v-text-anchor:middle" o:gfxdata="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" adj="183,10897" strokecolor="#156082 [3204]" strokeweight=".5pt">
                   <v:stroke joinstyle="miter"/>
                 </v:shape>
               </v:group>
@@ -5080,7 +5222,7 @@
         <mc:AlternateContent>
           <mc:Choice Requires="wps">
             <w:drawing>
-              <wp:anchor distT="0" distB="0" distL="114300" distR="114300" simplePos="0" relativeHeight="251679744" behindDoc="0" locked="0" layoutInCell="1" allowOverlap="1" wp14:anchorId="779CC0A0" wp14:editId="6620207A">
+              <wp:anchor distT="0" distB="0" distL="114300" distR="114300" simplePos="0" relativeHeight="251679744" behindDoc="0" locked="0" layoutInCell="1" allowOverlap="1" wp14:anchorId="779CC0A0" wp14:editId="48BADD21">
                 <wp:simplePos x="0" y="0"/>
                 <wp:positionH relativeFrom="column">
                   <wp:posOffset>5347335</wp:posOffset>
@@ -5200,7 +5342,7 @@
           </mc:Choice>
           <mc:Fallback>
             <w:pict>
-              <v:shape w14:anchorId="779CC0A0" id="_x0000_s1081" type="#_x0000_t202" style="position:absolute;margin-left:421.05pt;margin-top:198.55pt;width:222.95pt;height:13pt;z-index:251679744;visibility:visible;mso-wrap-style:square;mso-width-percent:0;mso-height-percent:0;mso-wrap-distance-left:9pt;mso-wrap-distance-top:0;mso-wrap-distance-right:9pt;mso-wrap-distance-bottom:0;mso-position-horizontal:absolute;mso-position-horizontal-relative:text;mso-position-vertical:absolute;mso-position-vertical-relative:text;mso-width-percent:0;mso-height-percent:0;mso-width-relative:margin;mso-height-relative:margin;v-text-anchor:top" o:gfxdata="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" fillcolor="white [3212]" stroked="f" strokeweight=".5pt">
+              <v:shape w14:anchorId="779CC0A0" id="_x0000_s1082" type="#_x0000_t202" style="position:absolute;margin-left:421.05pt;margin-top:198.55pt;width:222.95pt;height:13pt;z-index:251679744;visibility:visible;mso-wrap-style:square;mso-width-percent:0;mso-height-percent:0;mso-wrap-distance-left:9pt;mso-wrap-distance-top:0;mso-wrap-distance-right:9pt;mso-wrap-distance-bottom:0;mso-position-horizontal:absolute;mso-position-horizontal-relative:text;mso-position-vertical:absolute;mso-position-vertical-relative:text;mso-width-percent:0;mso-height-percent:0;mso-width-relative:margin;mso-height-relative:margin;v-text-anchor:top" o:gfxdata="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" fillcolor="white [3212]" stroked="f" strokeweight=".5pt">
                 <v:shadow on="t" color="#737373 [1614]" opacity="0" offset="0,4pt"/>
                 <v:textbox inset="0,0,0,0">
                   <w:txbxContent>
@@ -6253,7 +6395,7 @@
         <mc:AlternateContent>
           <mc:Choice Requires="wpg">
             <w:drawing>
-              <wp:anchor distT="0" distB="0" distL="114300" distR="114300" simplePos="0" relativeHeight="251639808" behindDoc="0" locked="0" layoutInCell="1" allowOverlap="1" wp14:anchorId="0F43A122" wp14:editId="45E54FCE">
+              <wp:anchor distT="0" distB="0" distL="114300" distR="114300" simplePos="0" relativeHeight="251639808" behindDoc="0" locked="0" layoutInCell="1" allowOverlap="1" wp14:anchorId="0F43A122" wp14:editId="2469AEA8">
                 <wp:simplePos x="0" y="0"/>
                 <wp:positionH relativeFrom="column">
                   <wp:posOffset>2946400</wp:posOffset>
@@ -7734,64 +7876,64 @@
           </mc:Choice>
           <mc:Fallback>
             <w:pict>
-              <v:group w14:anchorId="0F43A122" id="组合 177" o:spid="_x0000_s1086" style="position:absolute;margin-left:232pt;margin-top:186.3pt;width:125.95pt;height:16.4pt;z-index:251639808" coordsize="15998,2088" o:gfxdata="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">
-                <v:group id="组合 40" o:spid="_x0000_s1087" style="position:absolute;width:2336;height:2082" coordsize="228348,265191" o:gfxdata="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">
-                  <v:shape id="任意形状 36" o:spid="_x0000_s1088" style="position:absolute;left:6035;top:150891;width:213360;height:114300;visibility:visible;mso-wrap-style:square;v-text-anchor:middle" coordsize="213360,114300" o:gfxdata="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" path="m,60960l129540,r83820,55880l88900,114300,,60960xe" fillcolor="#eef3f6" stroked="f" strokeweight="1pt">
+              <v:group w14:anchorId="0F43A122" id="组合 177" o:spid="_x0000_s1087" style="position:absolute;margin-left:232pt;margin-top:186.3pt;width:125.95pt;height:16.4pt;z-index:251639808" coordsize="15998,2088" o:gfxdata="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">
+                <v:group id="组合 40" o:spid="_x0000_s1088" style="position:absolute;width:2336;height:2082" coordsize="228348,265191" o:gfxdata="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">
+                  <v:shape id="任意形状 36" o:spid="_x0000_s1089" style="position:absolute;left:6035;top:150891;width:213360;height:114300;visibility:visible;mso-wrap-style:square;v-text-anchor:middle" coordsize="213360,114300" o:gfxdata="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" path="m,60960l129540,r83820,55880l88900,114300,,60960xe" fillcolor="#eef3f6" stroked="f" strokeweight="1pt">
                     <v:stroke joinstyle="miter"/>
                     <v:path arrowok="t" o:connecttype="custom" o:connectlocs="0,60960;129540,0;213360,55880;88900,114300;0,60960" o:connectangles="0,0,0,0,0"/>
                   </v:shape>
-                  <v:group id="组合 39" o:spid="_x0000_s1089" style="position:absolute;width:228348;height:263525" coordsize="228348,263525" o:gfxdata="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">
-                    <v:shape id="任意形状 35" o:spid="_x0000_s1090" style="position:absolute;left:123730;top:3017;width:104618;height:208358;visibility:visible;mso-wrap-style:square;v-text-anchor:middle" coordsize="104618,208358" o:gfxdata="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" path="m8098,2618v16087,-14817,62653,37253,93980,55880c102925,108451,103771,158405,104618,208358l5558,147398c4711,102525,-7989,17435,8098,2618xe" fillcolor="#eef3f6" stroked="f" strokeweight="1pt">
+                  <v:group id="组合 39" o:spid="_x0000_s1090" style="position:absolute;width:228348;height:263525" coordsize="228348,263525" o:gfxdata="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">
+                    <v:shape id="任意形状 35" o:spid="_x0000_s1091" style="position:absolute;left:123730;top:3017;width:104618;height:208358;visibility:visible;mso-wrap-style:square;v-text-anchor:middle" coordsize="104618,208358" o:gfxdata="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" path="m8098,2618v16087,-14817,62653,37253,93980,55880c102925,108451,103771,158405,104618,208358l5558,147398c4711,102525,-7989,17435,8098,2618xe" fillcolor="#eef3f6" stroked="f" strokeweight="1pt">
                       <v:stroke joinstyle="miter"/>
                       <v:path arrowok="t" o:connecttype="custom" o:connectlocs="8098,2618;102078,58498;104618,208358;5558,147398;8098,2618" o:connectangles="0,0,0,0,0"/>
                     </v:shape>
-                    <v:group id="组合 14" o:spid="_x0000_s1091" style="position:absolute;width:223520;height:263525;flip:x y" coordsize="501252,504691" o:gfxdata="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">
-                      <v:line id="直线连接符 12" o:spid="_x0000_s1092" style="position:absolute;visibility:visible;mso-wrap-style:square" from="281065,284813" to="496965,391495" o:connectortype="straight" o:gfxdata="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" strokecolor="#ccd8dd" strokeweight="1pt">
+                    <v:group id="组合 14" o:spid="_x0000_s1092" style="position:absolute;width:223520;height:263525;flip:x y" coordsize="501252,504691" o:gfxdata="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">
+                      <v:line id="直线连接符 12" o:spid="_x0000_s1093" style="position:absolute;visibility:visible;mso-wrap-style:square" from="281065,284813" to="496965,391495" o:connectortype="straight" o:gfxdata="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" strokecolor="#ccd8dd" strokeweight="1pt">
                         <v:stroke joinstyle="miter"/>
                       </v:line>
-                      <v:group id="组合 13" o:spid="_x0000_s1093" style="position:absolute;width:501252;height:504691" coordsize="501252,504691" o:gfxdata="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">
-                        <v:group id="组合 11" o:spid="_x0000_s1094" style="position:absolute;left:213609;top:104931;width:287643;height:399760" coordsize="287643,399760" o:gfxdata="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">
-                          <v:line id="直线连接符 8" o:spid="_x0000_s1095" style="position:absolute;flip:x y;visibility:visible;mso-wrap-style:square" from="0,111760" to="0,399760" o:connectortype="straight" o:gfxdata="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" strokecolor="#ccd8dd" strokeweight="1pt">
+                      <v:group id="组合 13" o:spid="_x0000_s1094" style="position:absolute;width:501252;height:504691" coordsize="501252,504691" o:gfxdata="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">
+                        <v:group id="组合 11" o:spid="_x0000_s1095" style="position:absolute;left:213609;top:104931;width:287643;height:399760" coordsize="287643,399760" o:gfxdata="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">
+                          <v:line id="直线连接符 8" o:spid="_x0000_s1096" style="position:absolute;flip:x y;visibility:visible;mso-wrap-style:square" from="0,111760" to="0,399760" o:connectortype="straight" o:gfxdata="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" strokecolor="#ccd8dd" strokeweight="1pt">
                             <v:stroke joinstyle="miter"/>
                           </v:line>
-                          <v:line id="直线连接符 8" o:spid="_x0000_s1096" style="position:absolute;flip:x y;visibility:visible;mso-wrap-style:square" from="281940,0" to="281940,288000" o:connectortype="straight" o:gfxdata="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" strokecolor="#ccd8dd" strokeweight="1pt">
+                          <v:line id="直线连接符 8" o:spid="_x0000_s1097" style="position:absolute;flip:x y;visibility:visible;mso-wrap-style:square" from="281940,0" to="281940,288000" o:connectortype="straight" o:gfxdata="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" strokecolor="#ccd8dd" strokeweight="1pt">
                             <v:stroke joinstyle="miter"/>
                           </v:line>
-                          <v:line id="直线连接符 9" o:spid="_x0000_s1097" style="position:absolute;flip:y;visibility:visible;mso-wrap-style:square" from="0,2540" to="287643,113379" o:connectortype="straight" o:gfxdata="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" strokecolor="#ccd8dd" strokeweight="1pt">
+                          <v:line id="直线连接符 9" o:spid="_x0000_s1098" style="position:absolute;flip:y;visibility:visible;mso-wrap-style:square" from="0,2540" to="287643,113379" o:connectortype="straight" o:gfxdata="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" strokecolor="#ccd8dd" strokeweight="1pt">
                             <v:stroke joinstyle="miter"/>
                           </v:line>
-                          <v:line id="直线连接符 9" o:spid="_x0000_s1098" style="position:absolute;flip:y;visibility:visible;mso-wrap-style:square" from="0,284480" to="287643,395319" o:connectortype="straight" o:gfxdata="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" strokecolor="#ccd8dd" strokeweight="1pt">
+                          <v:line id="直线连接符 9" o:spid="_x0000_s1099" style="position:absolute;flip:y;visibility:visible;mso-wrap-style:square" from="0,284480" to="287643,395319" o:connectortype="straight" o:gfxdata="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" strokecolor="#ccd8dd" strokeweight="1pt">
                             <v:stroke joinstyle="miter"/>
                           </v:line>
                         </v:group>
-                        <v:group id="组合 11" o:spid="_x0000_s1099" style="position:absolute;width:287020;height:399415" coordsize="287643,399760" o:gfxdata="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">
-                          <v:line id="直线连接符 8" o:spid="_x0000_s1100" style="position:absolute;flip:x y;visibility:visible;mso-wrap-style:square" from="0,111760" to="0,399760" o:connectortype="straight" o:gfxdata="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" strokecolor="#ccd8dd" strokeweight="1pt">
+                        <v:group id="组合 11" o:spid="_x0000_s1100" style="position:absolute;width:287020;height:399415" coordsize="287643,399760" o:gfxdata="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">
+                          <v:line id="直线连接符 8" o:spid="_x0000_s1101" style="position:absolute;flip:x y;visibility:visible;mso-wrap-style:square" from="0,111760" to="0,399760" o:connectortype="straight" o:gfxdata="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" strokecolor="#ccd8dd" strokeweight="1pt">
                             <v:stroke joinstyle="miter"/>
                           </v:line>
-                          <v:line id="直线连接符 8" o:spid="_x0000_s1101" style="position:absolute;flip:x y;visibility:visible;mso-wrap-style:square" from="281940,0" to="281940,288000" o:connectortype="straight" o:gfxdata="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" strokecolor="#ccd8dd" strokeweight="1pt">
+                          <v:line id="直线连接符 8" o:spid="_x0000_s1102" style="position:absolute;flip:x y;visibility:visible;mso-wrap-style:square" from="281940,0" to="281940,288000" o:connectortype="straight" o:gfxdata="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" strokecolor="#ccd8dd" strokeweight="1pt">
                             <v:stroke joinstyle="miter"/>
                           </v:line>
-                          <v:line id="直线连接符 9" o:spid="_x0000_s1102" style="position:absolute;flip:y;visibility:visible;mso-wrap-style:square" from="0,2540" to="287643,113379" o:connectortype="straight" o:gfxdata="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" strokecolor="#ccd8dd" strokeweight="1pt">
+                          <v:line id="直线连接符 9" o:spid="_x0000_s1103" style="position:absolute;flip:y;visibility:visible;mso-wrap-style:square" from="0,2540" to="287643,113379" o:connectortype="straight" o:gfxdata="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" strokecolor="#ccd8dd" strokeweight="1pt">
                             <v:stroke joinstyle="miter"/>
                           </v:line>
-                          <v:line id="直线连接符 9" o:spid="_x0000_s1103" style="position:absolute;flip:y;visibility:visible;mso-wrap-style:square" from="0,284480" to="287643,395319" o:connectortype="straight" o:gfxdata="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" strokecolor="#ccd8dd" strokeweight="1pt">
+                          <v:line id="直线连接符 9" o:spid="_x0000_s1104" style="position:absolute;flip:y;visibility:visible;mso-wrap-style:square" from="0,284480" to="287643,395319" o:connectortype="straight" o:gfxdata="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" strokecolor="#ccd8dd" strokeweight="1pt">
                             <v:stroke joinstyle="miter"/>
                           </v:line>
                         </v:group>
-                        <v:line id="直线连接符 12" o:spid="_x0000_s1104" style="position:absolute;visibility:visible;mso-wrap-style:square" from="284813,3748" to="500713,110430" o:connectortype="straight" o:gfxdata="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" strokecolor="#ccd8dd" strokeweight="1pt">
+                        <v:line id="直线连接符 12" o:spid="_x0000_s1105" style="position:absolute;visibility:visible;mso-wrap-style:square" from="284813,3748" to="500713,110430" o:connectortype="straight" o:gfxdata="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" strokecolor="#ccd8dd" strokeweight="1pt">
                           <v:stroke joinstyle="miter"/>
                         </v:line>
-                        <v:line id="直线连接符 12" o:spid="_x0000_s1105" style="position:absolute;visibility:visible;mso-wrap-style:square" from="0,112426" to="215900,219108" o:connectortype="straight" o:gfxdata="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" strokecolor="#ccd8dd" strokeweight="1pt">
+                        <v:line id="直线连接符 12" o:spid="_x0000_s1106" style="position:absolute;visibility:visible;mso-wrap-style:square" from="0,112426" to="215900,219108" o:connectortype="straight" o:gfxdata="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" strokecolor="#ccd8dd" strokeweight="1pt">
                           <v:stroke joinstyle="miter"/>
                         </v:line>
-                        <v:line id="直线连接符 12" o:spid="_x0000_s1106" style="position:absolute;visibility:visible;mso-wrap-style:square" from="0,389744" to="215900,496426" o:connectortype="straight" o:gfxdata="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" strokecolor="#ccd8dd" strokeweight="1pt">
+                        <v:line id="直线连接符 12" o:spid="_x0000_s1107" style="position:absolute;visibility:visible;mso-wrap-style:square" from="0,389744" to="215900,496426" o:connectortype="straight" o:gfxdata="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" strokecolor="#ccd8dd" strokeweight="1pt">
                           <v:stroke joinstyle="miter"/>
                         </v:line>
                       </v:group>
                     </v:group>
                   </v:group>
                 </v:group>
-                <v:shape id="_x0000_s1107" type="#_x0000_t202" style="position:absolute;left:2754;top:390;width:3709;height:1645;visibility:visible;mso-wrap-style:square;v-text-anchor:top" o:gfxdata="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" fillcolor="white [3212]" stroked="f" strokeweight=".5pt">
+                <v:shape id="_x0000_s1108" type="#_x0000_t202" style="position:absolute;left:2754;top:390;width:3709;height:1645;visibility:visible;mso-wrap-style:square;v-text-anchor:top" o:gfxdata="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" fillcolor="white [3212]" stroked="f" strokeweight=".5pt">
                   <v:shadow on="t" color="#737373 [1614]" opacity="0" offset="0,4pt"/>
                   <v:textbox inset="0,0,0,0">
                     <w:txbxContent>
@@ -7827,63 +7969,63 @@
                     </w:txbxContent>
                   </v:textbox>
                 </v:shape>
-                <v:group id="组合 38" o:spid="_x0000_s1108" style="position:absolute;left:9534;width:2340;height:2088" coordsize="227870,263525" o:gfxdata="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">
-                  <v:shape id="任意形状 36" o:spid="_x0000_s1109" style="position:absolute;left:12071;top:147873;width:213360;height:114300;visibility:visible;mso-wrap-style:square;v-text-anchor:middle" coordsize="213360,114300" o:gfxdata="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" path="m,60960l129540,r83820,55880l88900,114300,,60960xe" fillcolor="#f7eddf" stroked="f" strokeweight="1pt">
+                <v:group id="组合 38" o:spid="_x0000_s1109" style="position:absolute;left:9534;width:2340;height:2088" coordsize="227870,263525" o:gfxdata="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">
+                  <v:shape id="任意形状 36" o:spid="_x0000_s1110" style="position:absolute;left:12071;top:147873;width:213360;height:114300;visibility:visible;mso-wrap-style:square;v-text-anchor:middle" coordsize="213360,114300" o:gfxdata="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" path="m,60960l129540,r83820,55880l88900,114300,,60960xe" fillcolor="#f7eddf" stroked="f" strokeweight="1pt">
                     <v:stroke joinstyle="miter"/>
                     <v:path arrowok="t" o:connecttype="custom" o:connectlocs="0,60960;129540,0;213360,55880;88900,114300;0,60960" o:connectangles="0,0,0,0,0"/>
                   </v:shape>
-                  <v:group id="组合 37" o:spid="_x0000_s1110" style="position:absolute;width:227870;height:263525" coordsize="227870,263525" o:gfxdata="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">
-                    <v:shape id="任意形状 35" o:spid="_x0000_s1111" style="position:absolute;left:123730;top:3018;width:104140;height:208280;visibility:visible;mso-wrap-style:square;v-text-anchor:middle" coordsize="104618,208358" o:gfxdata="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" path="m8098,2618v16087,-14817,62653,37253,93980,55880c102925,108451,103771,158405,104618,208358l5558,147398c4711,102525,-7989,17435,8098,2618xe" fillcolor="#f7eddf" stroked="f" strokeweight="1pt">
+                  <v:group id="组合 37" o:spid="_x0000_s1111" style="position:absolute;width:227870;height:263525" coordsize="227870,263525" o:gfxdata="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">
+                    <v:shape id="任意形状 35" o:spid="_x0000_s1112" style="position:absolute;left:123730;top:3018;width:104140;height:208280;visibility:visible;mso-wrap-style:square;v-text-anchor:middle" coordsize="104618,208358" o:gfxdata="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" path="m8098,2618v16087,-14817,62653,37253,93980,55880c102925,108451,103771,158405,104618,208358l5558,147398c4711,102525,-7989,17435,8098,2618xe" fillcolor="#f7eddf" stroked="f" strokeweight="1pt">
                       <v:stroke joinstyle="miter"/>
                       <v:path arrowok="t" o:connecttype="custom" o:connectlocs="8061,2617;101612,58476;104140,208280;5533,147343;8061,2617" o:connectangles="0,0,0,0,0"/>
                     </v:shape>
-                    <v:group id="组合 14" o:spid="_x0000_s1112" style="position:absolute;width:223520;height:263525;flip:x y" coordsize="501252,504691" o:gfxdata="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">
-                      <v:line id="直线连接符 12" o:spid="_x0000_s1113" style="position:absolute;visibility:visible;mso-wrap-style:square" from="281065,284813" to="496965,391495" o:connectortype="straight" o:gfxdata="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" strokecolor="#c88a47" strokeweight="1pt">
+                    <v:group id="组合 14" o:spid="_x0000_s1113" style="position:absolute;width:223520;height:263525;flip:x y" coordsize="501252,504691" o:gfxdata="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">
+                      <v:line id="直线连接符 12" o:spid="_x0000_s1114" style="position:absolute;visibility:visible;mso-wrap-style:square" from="281065,284813" to="496965,391495" o:connectortype="straight" o:gfxdata="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" strokecolor="#c88a47" strokeweight="1pt">
                         <v:stroke joinstyle="miter"/>
                       </v:line>
-                      <v:group id="组合 13" o:spid="_x0000_s1114" style="position:absolute;width:501252;height:504691" coordsize="501252,504691" o:gfxdata="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">
-                        <v:group id="组合 11" o:spid="_x0000_s1115" style="position:absolute;left:213609;top:104931;width:287643;height:399760" coordsize="287643,399760" o:gfxdata="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">
-                          <v:line id="直线连接符 8" o:spid="_x0000_s1116" style="position:absolute;flip:x y;visibility:visible;mso-wrap-style:square" from="0,111760" to="0,399760" o:connectortype="straight" o:gfxdata="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" strokecolor="#c88a47" strokeweight="1pt">
+                      <v:group id="组合 13" o:spid="_x0000_s1115" style="position:absolute;width:501252;height:504691" coordsize="501252,504691" o:gfxdata="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">
+                        <v:group id="组合 11" o:spid="_x0000_s1116" style="position:absolute;left:213609;top:104931;width:287643;height:399760" coordsize="287643,399760" o:gfxdata="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">
+                          <v:line id="直线连接符 8" o:spid="_x0000_s1117" style="position:absolute;flip:x y;visibility:visible;mso-wrap-style:square" from="0,111760" to="0,399760" o:connectortype="straight" o:gfxdata="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" strokecolor="#c88a47" strokeweight="1pt">
                             <v:stroke joinstyle="miter"/>
                           </v:line>
-                          <v:line id="直线连接符 8" o:spid="_x0000_s1117" style="position:absolute;flip:x y;visibility:visible;mso-wrap-style:square" from="281940,0" to="281940,288000" o:connectortype="straight" o:gfxdata="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" strokecolor="#c88a47" strokeweight="1pt">
+                          <v:line id="直线连接符 8" o:spid="_x0000_s1118" style="position:absolute;flip:x y;visibility:visible;mso-wrap-style:square" from="281940,0" to="281940,288000" o:connectortype="straight" o:gfxdata="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" strokecolor="#c88a47" strokeweight="1pt">
                             <v:stroke joinstyle="miter"/>
                           </v:line>
-                          <v:line id="直线连接符 9" o:spid="_x0000_s1118" style="position:absolute;flip:y;visibility:visible;mso-wrap-style:square" from="0,2540" to="287643,113379" o:connectortype="straight" o:gfxdata="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" strokecolor="#c88a47" strokeweight="1pt">
+                          <v:line id="直线连接符 9" o:spid="_x0000_s1119" style="position:absolute;flip:y;visibility:visible;mso-wrap-style:square" from="0,2540" to="287643,113379" o:connectortype="straight" o:gfxdata="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" strokecolor="#c88a47" strokeweight="1pt">
                             <v:stroke joinstyle="miter"/>
                           </v:line>
-                          <v:line id="直线连接符 9" o:spid="_x0000_s1119" style="position:absolute;flip:y;visibility:visible;mso-wrap-style:square" from="0,284480" to="287643,395319" o:connectortype="straight" o:gfxdata="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" strokecolor="#c88a47" strokeweight="1pt">
+                          <v:line id="直线连接符 9" o:spid="_x0000_s1120" style="position:absolute;flip:y;visibility:visible;mso-wrap-style:square" from="0,284480" to="287643,395319" o:connectortype="straight" o:gfxdata="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" strokecolor="#c88a47" strokeweight="1pt">
                             <v:stroke joinstyle="miter"/>
                           </v:line>
                         </v:group>
-                        <v:group id="组合 11" o:spid="_x0000_s1120" style="position:absolute;width:287020;height:399415" coordsize="287643,399760" o:gfxdata="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">
-                          <v:line id="直线连接符 8" o:spid="_x0000_s1121" style="position:absolute;flip:x y;visibility:visible;mso-wrap-style:square" from="0,111760" to="0,399760" o:connectortype="straight" o:gfxdata="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" strokecolor="#c88a47" strokeweight="1pt">
+                        <v:group id="组合 11" o:spid="_x0000_s1121" style="position:absolute;width:287020;height:399415" coordsize="287643,399760" o:gfxdata="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">
+                          <v:line id="直线连接符 8" o:spid="_x0000_s1122" style="position:absolute;flip:x y;visibility:visible;mso-wrap-style:square" from="0,111760" to="0,399760" o:connectortype="straight" o:gfxdata="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" strokecolor="#c88a47" strokeweight="1pt">
                             <v:stroke joinstyle="miter"/>
                           </v:line>
-                          <v:line id="直线连接符 8" o:spid="_x0000_s1122" style="position:absolute;flip:x y;visibility:visible;mso-wrap-style:square" from="281940,0" to="281940,288000" o:connectortype="straight" o:gfxdata="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" strokecolor="#c88a47" strokeweight="1pt">
+                          <v:line id="直线连接符 8" o:spid="_x0000_s1123" style="position:absolute;flip:x y;visibility:visible;mso-wrap-style:square" from="281940,0" to="281940,288000" o:connectortype="straight" o:gfxdata="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" strokecolor="#c88a47" strokeweight="1pt">
                             <v:stroke joinstyle="miter"/>
                           </v:line>
-                          <v:line id="直线连接符 9" o:spid="_x0000_s1123" style="position:absolute;flip:y;visibility:visible;mso-wrap-style:square" from="0,2540" to="287643,113379" o:connectortype="straight" o:gfxdata="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" strokecolor="#c88a47" strokeweight="1pt">
+                          <v:line id="直线连接符 9" o:spid="_x0000_s1124" style="position:absolute;flip:y;visibility:visible;mso-wrap-style:square" from="0,2540" to="287643,113379" o:connectortype="straight" o:gfxdata="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" strokecolor="#c88a47" strokeweight="1pt">
                             <v:stroke joinstyle="miter"/>
                           </v:line>
-                          <v:line id="直线连接符 9" o:spid="_x0000_s1124" style="position:absolute;flip:y;visibility:visible;mso-wrap-style:square" from="0,284480" to="287643,395319" o:connectortype="straight" o:gfxdata="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" strokecolor="#c88a47" strokeweight="1pt">
+                          <v:line id="直线连接符 9" o:spid="_x0000_s1125" style="position:absolute;flip:y;visibility:visible;mso-wrap-style:square" from="0,284480" to="287643,395319" o:connectortype="straight" o:gfxdata="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" strokecolor="#c88a47" strokeweight="1pt">
                             <v:stroke joinstyle="miter"/>
                           </v:line>
                         </v:group>
-                        <v:line id="直线连接符 12" o:spid="_x0000_s1125" style="position:absolute;visibility:visible;mso-wrap-style:square" from="284813,3748" to="500713,110430" o:connectortype="straight" o:gfxdata="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" strokecolor="#c88a47" strokeweight="1pt">
+                        <v:line id="直线连接符 12" o:spid="_x0000_s1126" style="position:absolute;visibility:visible;mso-wrap-style:square" from="284813,3748" to="500713,110430" o:connectortype="straight" o:gfxdata="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" strokecolor="#c88a47" strokeweight="1pt">
                           <v:stroke joinstyle="miter"/>
                         </v:line>
-                        <v:line id="直线连接符 12" o:spid="_x0000_s1126" style="position:absolute;visibility:visible;mso-wrap-style:square" from="0,112426" to="215900,219108" o:connectortype="straight" o:gfxdata="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" strokecolor="#c88a47" strokeweight="1pt">
+                        <v:line id="直线连接符 12" o:spid="_x0000_s1127" style="position:absolute;visibility:visible;mso-wrap-style:square" from="0,112426" to="215900,219108" o:connectortype="straight" o:gfxdata="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" strokecolor="#c88a47" strokeweight="1pt">
                           <v:stroke joinstyle="miter"/>
                         </v:line>
-                        <v:line id="直线连接符 12" o:spid="_x0000_s1127" style="position:absolute;visibility:visible;mso-wrap-style:square" from="0,389744" to="215900,496426" o:connectortype="straight" o:gfxdata="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" strokecolor="#c88a47" strokeweight="1pt">
+                        <v:line id="直线连接符 12" o:spid="_x0000_s1128" style="position:absolute;visibility:visible;mso-wrap-style:square" from="0,389744" to="215900,496426" o:connectortype="straight" o:gfxdata="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" strokecolor="#c88a47" strokeweight="1pt">
                           <v:stroke joinstyle="miter"/>
                         </v:line>
                       </v:group>
                     </v:group>
                   </v:group>
                 </v:group>
-                <v:shape id="_x0000_s1128" type="#_x0000_t202" style="position:absolute;left:12289;top:390;width:3709;height:1651;visibility:visible;mso-wrap-style:square;v-text-anchor:top" o:gfxdata="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" fillcolor="white [3212]" stroked="f" strokeweight=".5pt">
+                <v:shape id="_x0000_s1129" type="#_x0000_t202" style="position:absolute;left:12289;top:390;width:3709;height:1651;visibility:visible;mso-wrap-style:square;v-text-anchor:top" o:gfxdata="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" fillcolor="white [3212]" stroked="f" strokeweight=".5pt">
                   <v:shadow on="t" color="#737373 [1614]" opacity="0" offset="0,4pt"/>
                   <v:textbox inset="0,0,0,0">
                     <w:txbxContent>
@@ -7920,146 +8062,6 @@
                   </v:textbox>
                 </v:shape>
               </v:group>
-            </w:pict>
-          </mc:Fallback>
-        </mc:AlternateContent>
-      </w:r>
-      <w:r>
-        <w:rPr>
-          <w:noProof/>
-        </w:rPr>
-        <mc:AlternateContent>
-          <mc:Choice Requires="wps">
-            <w:drawing>
-              <wp:anchor distT="0" distB="0" distL="114300" distR="114300" simplePos="0" relativeHeight="251456512" behindDoc="0" locked="0" layoutInCell="1" allowOverlap="1" wp14:anchorId="3129C571" wp14:editId="1548672D">
-                <wp:simplePos x="0" y="0"/>
-                <wp:positionH relativeFrom="column">
-                  <wp:posOffset>90805</wp:posOffset>
-                </wp:positionH>
-                <wp:positionV relativeFrom="paragraph">
-                  <wp:posOffset>2388360</wp:posOffset>
-                </wp:positionV>
-                <wp:extent cx="2361565" cy="165100"/>
-                <wp:effectExtent l="25400" t="0" r="26035" b="25400"/>
-                <wp:wrapNone/>
-                <wp:docPr id="1712760331" name="文本框 5"/>
-                <wp:cNvGraphicFramePr/>
-                <a:graphic xmlns:a="http://schemas.openxmlformats.org/drawingml/2006/main">
-                  <a:graphicData uri="http://schemas.microsoft.com/office/word/2010/wordprocessingShape">
-                    <wps:wsp>
-                      <wps:cNvSpPr txBox="1"/>
-                      <wps:spPr>
-                        <a:xfrm>
-                          <a:off x="0" y="0"/>
-                          <a:ext cx="2361565" cy="165100"/>
-                        </a:xfrm>
-                        <a:prstGeom prst="rect">
-                          <a:avLst/>
-                        </a:prstGeom>
-                        <a:solidFill>
-                          <a:schemeClr val="bg1"/>
-                        </a:solidFill>
-                        <a:ln w="6350">
-                          <a:noFill/>
-                        </a:ln>
-                        <a:effectLst>
-                          <a:outerShdw blurRad="50800" dist="50800" dir="5400000" algn="ctr" rotWithShape="0">
-                            <a:schemeClr val="bg2">
-                              <a:lumMod val="50000"/>
-                              <a:alpha val="0"/>
-                            </a:schemeClr>
-                          </a:outerShdw>
-                        </a:effectLst>
-                      </wps:spPr>
-                      <wps:txbx>
-                        <w:txbxContent>
-                          <w:p>
-                            <w:pPr>
-                              <w:spacing w:after="0" w:line="160" w:lineRule="exact"/>
-                              <w:rPr>
-                                <w:b/>
-                                <w:bCs/>
-                                <w:color w:val="747474" w:themeColor="background2" w:themeShade="80"/>
-                                <w:sz w:val="16"/>
-                                <w:szCs w:val="16"/>
-                                <w14:shadow w14:blurRad="50800" w14:dist="50800" w14:dir="5400000" w14:sx="0" w14:sy="0" w14:kx="0" w14:ky="0" w14:algn="ctr">
-                                  <w14:schemeClr w14:val="bg1"/>
-                                </w14:shadow>
-                              </w:rPr>
-                            </w:pPr>
-                            <w:r>
-                              <w:rPr>
-                                <w:rFonts w:hint="eastAsia"/>
-                                <w:b/>
-                                <w:bCs/>
-                                <w:color w:val="747474" w:themeColor="background2" w:themeShade="80"/>
-                                <w:sz w:val="16"/>
-                                <w:szCs w:val="16"/>
-                                <w14:shadow w14:blurRad="50800" w14:dist="50800" w14:dir="5400000" w14:sx="0" w14:sy="0" w14:kx="0" w14:ky="0" w14:algn="ctr">
-                                  <w14:schemeClr w14:val="bg1"/>
-                                </w14:shadow>
-                              </w:rPr>
-                              <w:t>Surface-neighborhood activate set</w:t>
-                            </w:r>
-                          </w:p>
-                        </w:txbxContent>
-                      </wps:txbx>
-                      <wps:bodyPr rot="0" spcFirstLastPara="0" vertOverflow="overflow" horzOverflow="overflow" vert="horz" wrap="square" lIns="0" tIns="0" rIns="0" bIns="0" numCol="1" spcCol="0" rtlCol="0" fromWordArt="0" anchor="t" anchorCtr="0" forceAA="0" compatLnSpc="1">
-                        <a:prstTxWarp prst="textNoShape">
-                          <a:avLst/>
-                        </a:prstTxWarp>
-                        <a:noAutofit/>
-                      </wps:bodyPr>
-                    </wps:wsp>
-                  </a:graphicData>
-                </a:graphic>
-                <wp14:sizeRelH relativeFrom="margin">
-                  <wp14:pctWidth>0</wp14:pctWidth>
-                </wp14:sizeRelH>
-                <wp14:sizeRelV relativeFrom="margin">
-                  <wp14:pctHeight>0</wp14:pctHeight>
-                </wp14:sizeRelV>
-              </wp:anchor>
-            </w:drawing>
-          </mc:Choice>
-          <mc:Fallback>
-            <w:pict>
-              <v:shape w14:anchorId="3129C571" id="_x0000_s1129" type="#_x0000_t202" style="position:absolute;margin-left:7.15pt;margin-top:188.05pt;width:185.95pt;height:13pt;z-index:251456512;visibility:visible;mso-wrap-style:square;mso-width-percent:0;mso-height-percent:0;mso-wrap-distance-left:9pt;mso-wrap-distance-top:0;mso-wrap-distance-right:9pt;mso-wrap-distance-bottom:0;mso-position-horizontal:absolute;mso-position-horizontal-relative:text;mso-position-vertical:absolute;mso-position-vertical-relative:text;mso-width-percent:0;mso-height-percent:0;mso-width-relative:margin;mso-height-relative:margin;v-text-anchor:top" o:gfxdata="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" fillcolor="white [3212]" stroked="f" strokeweight=".5pt">
-                <v:shadow on="t" color="#737373 [1614]" opacity="0" offset="0,4pt"/>
-                <v:textbox inset="0,0,0,0">
-                  <w:txbxContent>
-                    <w:p>
-                      <w:pPr>
-                        <w:spacing w:after="0" w:line="160" w:lineRule="exact"/>
-                        <w:rPr>
-                          <w:b/>
-                          <w:bCs/>
-                          <w:color w:val="747474" w:themeColor="background2" w:themeShade="80"/>
-                          <w:sz w:val="16"/>
-                          <w:szCs w:val="16"/>
-                          <w14:shadow w14:blurRad="50800" w14:dist="50800" w14:dir="5400000" w14:sx="0" w14:sy="0" w14:kx="0" w14:ky="0" w14:algn="ctr">
-                            <w14:schemeClr w14:val="bg1"/>
-                          </w14:shadow>
-                        </w:rPr>
-                      </w:pPr>
-                      <w:r>
-                        <w:rPr>
-                          <w:rFonts w:hint="eastAsia"/>
-                          <w:b/>
-                          <w:bCs/>
-                          <w:color w:val="747474" w:themeColor="background2" w:themeShade="80"/>
-                          <w:sz w:val="16"/>
-                          <w:szCs w:val="16"/>
-                          <w14:shadow w14:blurRad="50800" w14:dist="50800" w14:dir="5400000" w14:sx="0" w14:sy="0" w14:kx="0" w14:ky="0" w14:algn="ctr">
-                            <w14:schemeClr w14:val="bg1"/>
-                          </w14:shadow>
-                        </w:rPr>
-                        <w:t>Surface-neighborhood activate set</w:t>
-                      </w:r>
-                    </w:p>
-                  </w:txbxContent>
-                </v:textbox>
-              </v:shape>
             </w:pict>
           </mc:Fallback>
         </mc:AlternateContent>
